--- a/private/brandon-tasks.docx
+++ b/private/brandon-tasks.docx
@@ -3,201 +3,345 @@
 <w:document xmlns:ve="http://schemas.openxmlformats.org/markup-compatibility/2006" xmlns:o="urn:schemas-microsoft-com:office:office" xmlns:r="http://schemas.openxmlformats.org/officeDocument/2006/relationships" xmlns:v="urn:schemas-microsoft-com:vml" xmlns:wp="http://schemas.openxmlformats.org/drawingml/2006/wordprocessingDrawing" xmlns:w10="urn:schemas-microsoft-com:office:word" xmlns:w="http://schemas.openxmlformats.org/wordprocessingml/2006/main">
   <w:body>
     <w:p>
-      <w:pPr/>
-      <w:r>
-        <w:rPr>
-          <w:rFonts w:ascii="Helvetica Light" w:hAnsi="Helvetica Light" w:cs="Helvetica Light"/>
-          <w:sz w:val="24"/>
-          <w:sz-cs w:val="24"/>
-        </w:rPr>
-        <w:t xml:space="preserve"># Brandon — Tasks (2026-02-19)</w:t>
-      </w:r>
-    </w:p>
-    <w:p>
-      <w:pPr/>
-      <w:r>
-        <w:rPr>
-          <w:rFonts w:ascii="Helvetica Light" w:hAnsi="Helvetica Light" w:cs="Helvetica Light"/>
-          <w:sz w:val="24"/>
-          <w:sz-cs w:val="24"/>
-        </w:rPr>
-        <w:t xml:space="preserve"/>
-      </w:r>
-    </w:p>
-    <w:p>
-      <w:pPr/>
-      <w:r>
-        <w:rPr>
-          <w:rFonts w:ascii="Helvetica Light" w:hAnsi="Helvetica Light" w:cs="Helvetica Light"/>
-          <w:sz w:val="24"/>
-          <w:sz-cs w:val="24"/>
-        </w:rPr>
-        <w:t xml:space="preserve">## To Do</w:t>
-      </w:r>
-    </w:p>
-    <w:p>
-      <w:pPr/>
-      <w:r>
-        <w:rPr>
-          <w:rFonts w:ascii="Helvetica Light" w:hAnsi="Helvetica Light" w:cs="Helvetica Light"/>
-          <w:sz w:val="24"/>
-          <w:sz-cs w:val="24"/>
-        </w:rPr>
-        <w:t xml:space="preserve">1. **Review Play.co.za page live** — Quick sanity check on layout + links (≈5 mins)</w:t>
-      </w:r>
-    </w:p>
-    <w:p>
-      <w:pPr/>
-      <w:r>
-        <w:rPr>
-          <w:rFonts w:ascii="Helvetica Light" w:hAnsi="Helvetica Light" w:cs="Helvetica Light"/>
-          <w:sz w:val="24"/>
-          <w:sz-cs w:val="24"/>
-        </w:rPr>
-        <w:t xml:space="preserve">   - https://betsorted.co.za/bookmakers/play-co-za-review.html</w:t>
-      </w:r>
-    </w:p>
-    <w:p>
-      <w:pPr/>
-      <w:r>
-        <w:rPr>
-          <w:rFonts w:ascii="Helvetica Light" w:hAnsi="Helvetica Light" w:cs="Helvetica Light"/>
-          <w:sz w:val="24"/>
-          <w:sz-cs w:val="24"/>
-        </w:rPr>
-        <w:t xml:space="preserve">2. **Apply to next affiliate batch** — 7bit, Wild.io, CoinDepo, Jackbit (Target 12/15 approvals)</w:t>
-      </w:r>
-    </w:p>
-    <w:p>
-      <w:pPr/>
-      <w:r>
-        <w:rPr>
-          <w:rFonts w:ascii="Helvetica Light" w:hAnsi="Helvetica Light" w:cs="Helvetica Light"/>
-          <w:sz w:val="24"/>
-          <w:sz-cs w:val="24"/>
-        </w:rPr>
-        <w:t xml:space="preserve">   - Strategy folder: /Users/brandonkatz/Documents/BetSorted/strategy/</w:t>
-      </w:r>
-    </w:p>
-    <w:p>
-      <w:pPr/>
-      <w:r>
-        <w:rPr>
-          <w:rFonts w:ascii="Helvetica Light" w:hAnsi="Helvetica Light" w:cs="Helvetica Light"/>
-          <w:sz w:val="24"/>
-          <w:sz-cs w:val="24"/>
-        </w:rPr>
-        <w:t xml:space="preserve">   - Applications doc: /Users/brandonkatz/.openclaw/workspace/betsorted/AFFILIATE-APPLICATIONS.md</w:t>
-      </w:r>
-    </w:p>
-    <w:p>
-      <w:pPr/>
-      <w:r>
-        <w:rPr>
-          <w:rFonts w:ascii="Helvetica Light" w:hAnsi="Helvetica Light" w:cs="Helvetica Light"/>
-          <w:sz w:val="24"/>
-          <w:sz-cs w:val="24"/>
-        </w:rPr>
-        <w:t xml:space="preserve">3. **Pick PSL fixtures to highlight** — Needed for Fixtures page build (Confirm list)</w:t>
-      </w:r>
-    </w:p>
-    <w:p>
-      <w:pPr/>
-      <w:r>
-        <w:rPr>
-          <w:rFonts w:ascii="Helvetica Light" w:hAnsi="Helvetica Light" w:cs="Helvetica Light"/>
-          <w:sz w:val="24"/>
-          <w:sz-cs w:val="24"/>
-        </w:rPr>
-        <w:t xml:space="preserve">   - Drafts: /Users/brandonkatz/Documents/BetSorted/content/</w:t>
-      </w:r>
-    </w:p>
-    <w:p>
-      <w:pPr/>
-      <w:r>
-        <w:rPr>
-          <w:rFonts w:ascii="Helvetica Light" w:hAnsi="Helvetica Light" w:cs="Helvetica Light"/>
-          <w:sz w:val="24"/>
-          <w:sz-cs w:val="24"/>
-        </w:rPr>
-        <w:t xml:space="preserve"/>
-      </w:r>
-    </w:p>
-    <w:p>
-      <w:pPr/>
-      <w:r>
-        <w:rPr>
-          <w:rFonts w:ascii="Helvetica Light" w:hAnsi="Helvetica Light" w:cs="Helvetica Light"/>
-          <w:sz w:val="24"/>
-          <w:sz-cs w:val="24"/>
-        </w:rPr>
-        <w:t xml:space="preserve">## Doing</w:t>
-      </w:r>
-    </w:p>
-    <w:p>
-      <w:pPr/>
-      <w:r>
-        <w:rPr>
-          <w:rFonts w:ascii="Helvetica Light" w:hAnsi="Helvetica Light" w:cs="Helvetica Light"/>
-          <w:sz w:val="24"/>
-          <w:sz-cs w:val="24"/>
-        </w:rPr>
-        <w:t xml:space="preserve">1. **Affiliate outreach follow‑ups** — Confirm pending approvals</w:t>
-      </w:r>
-    </w:p>
-    <w:p>
-      <w:pPr/>
-      <w:r>
-        <w:rPr>
-          <w:rFonts w:ascii="Helvetica Light" w:hAnsi="Helvetica Light" w:cs="Helvetica Light"/>
-          <w:sz w:val="24"/>
-          <w:sz-cs w:val="24"/>
-        </w:rPr>
-        <w:t xml:space="preserve">   - Strategy folder: /Users/brandonkatz/Documents/BetSorted/strategy/</w:t>
-      </w:r>
-    </w:p>
-    <w:p>
-      <w:pPr/>
-      <w:r>
-        <w:rPr>
-          <w:rFonts w:ascii="Helvetica Light" w:hAnsi="Helvetica Light" w:cs="Helvetica Light"/>
-          <w:sz w:val="24"/>
-          <w:sz-cs w:val="24"/>
-        </w:rPr>
-        <w:t xml:space="preserve"/>
-      </w:r>
-    </w:p>
-    <w:p>
-      <w:pPr/>
-      <w:r>
-        <w:rPr>
-          <w:rFonts w:ascii="Helvetica Light" w:hAnsi="Helvetica Light" w:cs="Helvetica Light"/>
-          <w:sz w:val="24"/>
-          <w:sz-cs w:val="24"/>
-        </w:rPr>
-        <w:t xml:space="preserve">## Waiting</w:t>
-      </w:r>
-    </w:p>
-    <w:p>
-      <w:pPr/>
-      <w:r>
-        <w:rPr>
-          <w:rFonts w:ascii="Helvetica Light" w:hAnsi="Helvetica Light" w:cs="Helvetica Light"/>
-          <w:sz w:val="24"/>
-          <w:sz-cs w:val="24"/>
-        </w:rPr>
-        <w:t xml:space="preserve">1. **Affiliate responses** — Waiting on approvals</w:t>
-      </w:r>
-    </w:p>
-    <w:p>
-      <w:pPr/>
-      <w:r>
-        <w:rPr>
-          <w:rFonts w:ascii="Helvetica Light" w:hAnsi="Helvetica Light" w:cs="Helvetica Light"/>
-          <w:sz w:val="24"/>
-          <w:sz-cs w:val="24"/>
-        </w:rPr>
-        <w:t xml:space="preserve">   - Applications doc: /Users/brandonkatz/.openclaw/workspace/betsorted/AFFILIATE-APPLICATIONS.md</w:t>
+      <w:pPr>
+        <w:spacing w:after="240"/>
+      </w:pPr>
+      <w:r>
+        <w:rPr>
+          <w:rFonts w:ascii="Helvetica Neue" w:hAnsi="Helvetica Neue" w:cs="Helvetica Neue"/>
+          <w:sz w:val="44"/>
+          <w:sz-cs w:val="44"/>
+          <w:b/>
+          <w:spacing w:val="0"/>
+          <w:color w:val="0E0E0E"/>
+        </w:rPr>
+        <w:t xml:space="preserve">Brandon — Tasks (2026-02-19)</w:t>
+      </w:r>
+    </w:p>
+    <w:p>
+      <w:pPr>
+        <w:spacing w:after="160"/>
+      </w:pPr>
+      <w:r>
+        <w:rPr>
+          <w:rFonts w:ascii="Helvetica Neue" w:hAnsi="Helvetica Neue" w:cs="Helvetica Neue"/>
+          <w:sz w:val="32"/>
+          <w:sz-cs w:val="32"/>
+          <w:b/>
+          <w:spacing w:val="0"/>
+          <w:color w:val="181E2A"/>
+        </w:rPr>
+        <w:t xml:space="preserve">To Do</w:t>
+      </w:r>
+    </w:p>
+    <w:p>
+      <w:pPr/>
+      <w:r>
+        <w:rPr>
+          <w:rFonts w:ascii="Helvetica Neue" w:hAnsi="Helvetica Neue" w:cs="Helvetica Neue"/>
+          <w:sz w:val="24"/>
+          <w:sz-cs w:val="24"/>
+          <w:b/>
+          <w:spacing w:val="0"/>
+          <w:color w:val="0E0E0E"/>
+        </w:rPr>
+        <w:t xml:space="preserve">Review Play.co.za page live</w:t>
+      </w:r>
+    </w:p>
+    <w:p>
+      <w:pPr/>
+      <w:r>
+        <w:rPr>
+          <w:rFonts w:ascii="Helvetica Neue" w:hAnsi="Helvetica Neue" w:cs="Helvetica Neue"/>
+          <w:sz w:val="24"/>
+          <w:sz-cs w:val="24"/>
+          <w:spacing w:val="0"/>
+          <w:color w:val="0E0E0E"/>
+        </w:rPr>
+        <w:t xml:space="preserve">Quick sanity check on layout + links</w:t>
+      </w:r>
+    </w:p>
+    <w:p>
+      <w:pPr/>
+      <w:r>
+        <w:rPr>
+          <w:rFonts w:ascii="Helvetica Neue" w:hAnsi="Helvetica Neue" w:cs="Helvetica Neue"/>
+          <w:sz w:val="24"/>
+          <w:sz-cs w:val="24"/>
+          <w:spacing w:val="0"/>
+          <w:color w:val="585E6D"/>
+        </w:rPr>
+        <w:t xml:space="preserve">ETA: 5 mins</w:t>
+      </w:r>
+    </w:p>
+    <w:p>
+      <w:pPr/>
+      <w:r>
+        <w:rPr>
+          <w:rFonts w:ascii="Helvetica Neue" w:hAnsi="Helvetica Neue" w:cs="Helvetica Neue"/>
+          <w:sz w:val="24"/>
+          <w:sz-cs w:val="24"/>
+          <w:spacing w:val="0"/>
+          <w:color w:val="0E0E0E"/>
+        </w:rPr>
+        <w:t xml:space="preserve">Link: https://betsorted.co.za/bookmakers/play-co-za-review.html</w:t>
+      </w:r>
+    </w:p>
+    <w:p>
+      <w:pPr/>
+      <w:r>
+        <w:rPr>
+          <w:rFonts w:ascii="Helvetica Neue" w:hAnsi="Helvetica Neue" w:cs="Helvetica Neue"/>
+          <w:sz w:val="24"/>
+          <w:sz-cs w:val="24"/>
+          <w:b/>
+          <w:spacing w:val="0"/>
+          <w:color w:val="0E0E0E"/>
+        </w:rPr>
+        <w:t xml:space="preserve">Apply to next affiliate batch</w:t>
+      </w:r>
+    </w:p>
+    <w:p>
+      <w:pPr/>
+      <w:r>
+        <w:rPr>
+          <w:rFonts w:ascii="Helvetica Neue" w:hAnsi="Helvetica Neue" w:cs="Helvetica Neue"/>
+          <w:sz w:val="24"/>
+          <w:sz-cs w:val="24"/>
+          <w:spacing w:val="0"/>
+          <w:color w:val="0E0E0E"/>
+        </w:rPr>
+        <w:t xml:space="preserve">7bit, Wild.io, CoinDepo, Jackbit</w:t>
+      </w:r>
+    </w:p>
+    <w:p>
+      <w:pPr/>
+      <w:r>
+        <w:rPr>
+          <w:rFonts w:ascii="Helvetica Neue" w:hAnsi="Helvetica Neue" w:cs="Helvetica Neue"/>
+          <w:sz w:val="24"/>
+          <w:sz-cs w:val="24"/>
+          <w:spacing w:val="0"/>
+          <w:color w:val="585E6D"/>
+        </w:rPr>
+        <w:t xml:space="preserve">Target 12/15 approvals</w:t>
+      </w:r>
+    </w:p>
+    <w:p>
+      <w:pPr/>
+      <w:r>
+        <w:rPr>
+          <w:rFonts w:ascii="Helvetica Neue" w:hAnsi="Helvetica Neue" w:cs="Helvetica Neue"/>
+          <w:sz w:val="24"/>
+          <w:sz-cs w:val="24"/>
+          <w:spacing w:val="0"/>
+          <w:color w:val="0E0E0E"/>
+        </w:rPr>
+        <w:t xml:space="preserve">Strategy: /Users/brandonkatz/Documents/BetSorted/strategy/</w:t>
+      </w:r>
+    </w:p>
+    <w:p>
+      <w:pPr/>
+      <w:r>
+        <w:rPr>
+          <w:rFonts w:ascii="Helvetica Neue" w:hAnsi="Helvetica Neue" w:cs="Helvetica Neue"/>
+          <w:sz w:val="24"/>
+          <w:sz-cs w:val="24"/>
+          <w:spacing w:val="0"/>
+          <w:color w:val="0E0E0E"/>
+        </w:rPr>
+        <w:t xml:space="preserve">Applications: /Users/brandonkatz/.openclaw/workspace/betsorted/AFFILIATE-APPLICATIONS.md</w:t>
+      </w:r>
+    </w:p>
+    <w:p>
+      <w:pPr/>
+      <w:r>
+        <w:rPr>
+          <w:rFonts w:ascii="Helvetica Neue" w:hAnsi="Helvetica Neue" w:cs="Helvetica Neue"/>
+          <w:sz w:val="24"/>
+          <w:sz-cs w:val="24"/>
+          <w:b/>
+          <w:spacing w:val="0"/>
+          <w:color w:val="0E0E0E"/>
+        </w:rPr>
+        <w:t xml:space="preserve">Pick PSL fixtures to highlight</w:t>
+      </w:r>
+    </w:p>
+    <w:p>
+      <w:pPr/>
+      <w:r>
+        <w:rPr>
+          <w:rFonts w:ascii="Helvetica Neue" w:hAnsi="Helvetica Neue" w:cs="Helvetica Neue"/>
+          <w:sz w:val="24"/>
+          <w:sz-cs w:val="24"/>
+          <w:spacing w:val="0"/>
+          <w:color w:val="0E0E0E"/>
+        </w:rPr>
+        <w:t xml:space="preserve">Needed for Fixtures page build</w:t>
+      </w:r>
+    </w:p>
+    <w:p>
+      <w:pPr/>
+      <w:r>
+        <w:rPr>
+          <w:rFonts w:ascii="Helvetica Neue" w:hAnsi="Helvetica Neue" w:cs="Helvetica Neue"/>
+          <w:sz w:val="24"/>
+          <w:sz-cs w:val="24"/>
+          <w:spacing w:val="0"/>
+          <w:color w:val="585E6D"/>
+        </w:rPr>
+        <w:t xml:space="preserve">Confirm list</w:t>
+      </w:r>
+    </w:p>
+    <w:p>
+      <w:pPr/>
+      <w:r>
+        <w:rPr>
+          <w:rFonts w:ascii="Helvetica Neue" w:hAnsi="Helvetica Neue" w:cs="Helvetica Neue"/>
+          <w:sz w:val="24"/>
+          <w:sz-cs w:val="24"/>
+          <w:spacing w:val="0"/>
+          <w:color w:val="0E0E0E"/>
+        </w:rPr>
+        <w:t xml:space="preserve">Drafts: /Users/brandonkatz/Documents/BetSorted/content/</w:t>
+      </w:r>
+    </w:p>
+    <w:p>
+      <w:pPr>
+        <w:spacing w:after="160"/>
+      </w:pPr>
+      <w:r>
+        <w:rPr>
+          <w:rFonts w:ascii="Helvetica Neue" w:hAnsi="Helvetica Neue" w:cs="Helvetica Neue"/>
+          <w:sz w:val="32"/>
+          <w:sz-cs w:val="32"/>
+          <w:b/>
+          <w:spacing w:val="0"/>
+          <w:color w:val="181E2A"/>
+        </w:rPr>
+        <w:t xml:space="preserve">Doing</w:t>
+      </w:r>
+    </w:p>
+    <w:p>
+      <w:pPr/>
+      <w:r>
+        <w:rPr>
+          <w:rFonts w:ascii="Helvetica Neue" w:hAnsi="Helvetica Neue" w:cs="Helvetica Neue"/>
+          <w:sz w:val="24"/>
+          <w:sz-cs w:val="24"/>
+          <w:b/>
+          <w:spacing w:val="0"/>
+          <w:color w:val="0E0E0E"/>
+        </w:rPr>
+        <w:t xml:space="preserve">Affiliate outreach follow‑ups</w:t>
+      </w:r>
+    </w:p>
+    <w:p>
+      <w:pPr/>
+      <w:r>
+        <w:rPr>
+          <w:rFonts w:ascii="Helvetica Neue" w:hAnsi="Helvetica Neue" w:cs="Helvetica Neue"/>
+          <w:sz w:val="24"/>
+          <w:sz-cs w:val="24"/>
+          <w:spacing w:val="0"/>
+          <w:color w:val="0E0E0E"/>
+        </w:rPr>
+        <w:t xml:space="preserve">Confirm pending approvals</w:t>
+      </w:r>
+    </w:p>
+    <w:p>
+      <w:pPr/>
+      <w:r>
+        <w:rPr>
+          <w:rFonts w:ascii="Helvetica Neue" w:hAnsi="Helvetica Neue" w:cs="Helvetica Neue"/>
+          <w:sz w:val="24"/>
+          <w:sz-cs w:val="24"/>
+          <w:spacing w:val="0"/>
+          <w:color w:val="585E6D"/>
+        </w:rPr>
+        <w:t xml:space="preserve">In progress</w:t>
+      </w:r>
+    </w:p>
+    <w:p>
+      <w:pPr/>
+      <w:r>
+        <w:rPr>
+          <w:rFonts w:ascii="Helvetica Neue" w:hAnsi="Helvetica Neue" w:cs="Helvetica Neue"/>
+          <w:sz w:val="24"/>
+          <w:sz-cs w:val="24"/>
+          <w:spacing w:val="0"/>
+          <w:color w:val="0E0E0E"/>
+        </w:rPr>
+        <w:t xml:space="preserve">Strategy: /Users/brandonkatz/Documents/BetSorted/strategy/</w:t>
+      </w:r>
+    </w:p>
+    <w:p>
+      <w:pPr>
+        <w:spacing w:after="160"/>
+      </w:pPr>
+      <w:r>
+        <w:rPr>
+          <w:rFonts w:ascii="Helvetica Neue" w:hAnsi="Helvetica Neue" w:cs="Helvetica Neue"/>
+          <w:sz w:val="32"/>
+          <w:sz-cs w:val="32"/>
+          <w:b/>
+          <w:spacing w:val="0"/>
+          <w:color w:val="181E2A"/>
+        </w:rPr>
+        <w:t xml:space="preserve">Waiting</w:t>
+      </w:r>
+    </w:p>
+    <w:p>
+      <w:pPr/>
+      <w:r>
+        <w:rPr>
+          <w:rFonts w:ascii="Helvetica Neue" w:hAnsi="Helvetica Neue" w:cs="Helvetica Neue"/>
+          <w:sz w:val="24"/>
+          <w:sz-cs w:val="24"/>
+          <w:b/>
+          <w:spacing w:val="0"/>
+          <w:color w:val="0E0E0E"/>
+        </w:rPr>
+        <w:t xml:space="preserve">Affiliate responses</w:t>
+      </w:r>
+    </w:p>
+    <w:p>
+      <w:pPr/>
+      <w:r>
+        <w:rPr>
+          <w:rFonts w:ascii="Helvetica Neue" w:hAnsi="Helvetica Neue" w:cs="Helvetica Neue"/>
+          <w:sz w:val="24"/>
+          <w:sz-cs w:val="24"/>
+          <w:spacing w:val="0"/>
+          <w:color w:val="0E0E0E"/>
+        </w:rPr>
+        <w:t xml:space="preserve">Waiting on approvals</w:t>
+      </w:r>
+    </w:p>
+    <w:p>
+      <w:pPr/>
+      <w:r>
+        <w:rPr>
+          <w:rFonts w:ascii="Helvetica Neue" w:hAnsi="Helvetica Neue" w:cs="Helvetica Neue"/>
+          <w:sz w:val="24"/>
+          <w:sz-cs w:val="24"/>
+          <w:spacing w:val="0"/>
+          <w:color w:val="585E6D"/>
+        </w:rPr>
+        <w:t xml:space="preserve">Pending</w:t>
+      </w:r>
+    </w:p>
+    <w:p>
+      <w:pPr/>
+      <w:r>
+        <w:rPr>
+          <w:rFonts w:ascii="Helvetica Neue" w:hAnsi="Helvetica Neue" w:cs="Helvetica Neue"/>
+          <w:sz w:val="24"/>
+          <w:sz-cs w:val="24"/>
+          <w:spacing w:val="0"/>
+          <w:color w:val="0E0E0E"/>
+        </w:rPr>
+        <w:t xml:space="preserve">Applications: /Users/brandonkatz/.openclaw/workspace/betsorted/AFFILIATE-APPLICATIONS.md</w:t>
       </w:r>
     </w:p>
     <w:sectPr/>
